--- a/pr-preview/pr-30/chapters/chapter1-tracked-changes.docx
+++ b/pr-preview/pr-30/chapters/chapter1-tracked-changes.docx
@@ -434,36 +434,28 @@
       <w:pPr>
         <w:pStyle w:val="BodyText"/>
       </w:pPr>
-      <w:ins w:id="1017" w:author="PR Preview" w:date="2024-01-01T00:00:00Z">
-        <w:r>
-          <w:t xml:space="preserve">You can also add theorem-style divs:</w:t>
-        </w:r>
-      </w:ins>
+      <w:r>
+        <w:t xml:space="preserve">You can also add theorem-style divs:</w:t>
+      </w:r>
     </w:p>
     <w:bookmarkStart w:id="13" w:name="thm-sample"/>
     <w:p>
       <w:pPr>
         <w:pStyle w:val="BodyText"/>
       </w:pPr>
-      <w:ins w:id="1018" w:author="PR Preview" w:date="2024-01-01T00:00:00Z">
-        <w:r>
-          <w:rPr>
-            <w:b/>
-            <w:bCs/>
-          </w:rPr>
-          <w:t xml:space="preserve">Theorem 1</w:t>
-        </w:r>
-      </w:ins>
-      <w:ins w:id="1018" w:author="PR Preview" w:date="2024-01-01T00:00:00Z">
-        <w:r>
-          <w:t xml:space="preserve"> </w:t>
-        </w:r>
-      </w:ins>
-      <w:ins w:id="1018" w:author="PR Preview" w:date="2024-01-01T00:00:00Z">
-        <w:r>
-          <w:t xml:space="preserve">This is a sample theorem block with an ID.</w:t>
-        </w:r>
-      </w:ins>
+      <w:r>
+        <w:rPr>
+          <w:b/>
+          <w:bCs/>
+        </w:rPr>
+        <w:t xml:space="preserve">Theorem 1</w:t>
+      </w:r>
+      <w:r>
+        <w:t xml:space="preserve"> </w:t>
+      </w:r>
+      <w:r>
+        <w:t xml:space="preserve">This is a sample theorem block with an ID.</w:t>
+      </w:r>
     </w:p>
     <w:bookmarkEnd w:id="13"/>
     <w:p>
